--- a/Strategy.docx
+++ b/Strategy.docx
@@ -273,15 +273,7 @@
         </w:numPr>
       </w:pPr>
       <w:r>
-        <w:t xml:space="preserve">From the watchlist, keep only silent=True rows, prefer z ≥ 4 over z 3–4, and glance at </w:t>
-      </w:r>
-      <w:proofErr w:type="spellStart"/>
-      <w:r>
-        <w:t>usd_per_h</w:t>
-      </w:r>
-      <w:proofErr w:type="spellEnd"/>
-      <w:r>
-        <w:t xml:space="preserve"> for tradability.</w:t>
+        <w:t>From the watchlist, keep only silent=True rows, prefer z ≥ 4 over z 3–4, and glance at usd_per_h for tradability.</w:t>
       </w:r>
     </w:p>
     <w:p>
@@ -403,15 +395,7 @@
         <w:t>down</w:t>
       </w:r>
       <w:r>
-        <w:t xml:space="preserve">, a 13% hit rate can still lose money net. Your signals.csv has the max forward gain but not the downside path. I can add a small </w:t>
-      </w:r>
-      <w:proofErr w:type="spellStart"/>
-      <w:r>
-        <w:t>backtest</w:t>
-      </w:r>
-      <w:proofErr w:type="spellEnd"/>
-      <w:r>
-        <w:t xml:space="preserve"> that simulates these exact rules (entry at flag, TP ladder, time stop, stop-loss) over all 31k historical signals and outputs expected value per trade and drawdown. That's the number that </w:t>
+        <w:t xml:space="preserve">, a 13% hit rate can still lose money net. Your signals.csv has the max forward gain but not the downside path. I can add a small backtest that simulates these exact rules (entry at flag, TP ladder, time stop, stop-loss) over all 31k historical signals and outputs expected value per trade and drawdown. That's the number that </w:t>
       </w:r>
       <w:proofErr w:type="gramStart"/>
       <w:r>
@@ -422,7 +406,1037 @@
         <w:t xml:space="preserve"> whether to trade this.</w:t>
       </w:r>
     </w:p>
+    <w:p>
+      <w:r>
+        <w:rPr>
+          <w:b/>
+          <w:bCs/>
+        </w:rPr>
+        <w:t>Backtest works</w:t>
+      </w:r>
+      <w:r>
+        <w:t xml:space="preserve"> (verified on synthetic data above). Run it on your real 18 months:</w:t>
+      </w:r>
+    </w:p>
+    <w:p>
+      <w:r>
+        <w:t>python backtest.py</w:t>
+      </w:r>
+    </w:p>
+    <w:p>
+      <w:r>
+        <w:t>Takes a few minutes. It encodes the exact playbook: entry at the signal bar's close, sell half at +8% and half at +15%, hard stop at −5%, time stop at 36h, 0.5% round-trip costs, one open trade per coin. Fills are deliberately pessimistic — if a bar touches both the stop and a target, the stop is assumed to hit first.</w:t>
+      </w:r>
+    </w:p>
+    <w:p>
+      <w:r>
+        <w:t xml:space="preserve">How to read the output: </w:t>
+      </w:r>
+      <w:r>
+        <w:rPr>
+          <w:b/>
+          <w:bCs/>
+        </w:rPr>
+        <w:t>EV per trade after costs</w:t>
+      </w:r>
+      <w:r>
+        <w:t xml:space="preserve"> is the decision number — positive and stable across all four periods means the playbook is </w:t>
+      </w:r>
+      <w:proofErr w:type="gramStart"/>
+      <w:r>
+        <w:t>actually tradeable</w:t>
+      </w:r>
+      <w:proofErr w:type="gramEnd"/>
+      <w:r>
+        <w:t>, not just statistically interesting. Also check the profit factor (&gt;1.3 is decent) and max drawdown in stakes (tells you the worst losing streak, i.e., how many trades' worth of risk you must stomach).</w:t>
+      </w:r>
+    </w:p>
+    <w:p>
+      <w:r>
+        <w:t>All the knobs are at the top of backtest.py (TP_LADDER, STOP_LOSS, TIME_STOP_H, COST_</w:t>
+      </w:r>
+      <w:proofErr w:type="gramStart"/>
+      <w:r>
+        <w:t>ROUNDTRIP) —</w:t>
+      </w:r>
+      <w:proofErr w:type="gramEnd"/>
+      <w:r>
+        <w:t xml:space="preserve"> happy to help tune them once you see the first results. One warning before you optimize: if you try many parameter combinations and pick the best, you're curve-fitting — whatever you settle on should make sense across all periods, not just squeeze the best total. Paste the output when it's done.</w:t>
+      </w:r>
+    </w:p>
     <w:p/>
+    <w:p/>
+    <w:p>
+      <w:r>
+        <w:lastRenderedPageBreak/>
+        <w:t xml:space="preserve">The honest verdict is in, and it's the valuable kind of disappointing: </w:t>
+      </w:r>
+      <w:r>
+        <w:rPr>
+          <w:b/>
+          <w:bCs/>
+        </w:rPr>
+        <w:t>the playbook as specified doesn't make money.</w:t>
+      </w:r>
+      <w:r>
+        <w:t xml:space="preserve"> EV −0.10% per trade after costs, profit factor 0.96, 434 trades over 18 months — statistically breakeven.</w:t>
+      </w:r>
+    </w:p>
+    <w:p>
+      <w:r>
+        <w:t xml:space="preserve">What's happening: the signal is real, but execution eats it. Before costs the EV is roughly +0.4% per trade; your 0.5% round-trip cost assumption wipes it out. And the −5% stop-loss is brutal — the median trade is −2.2%, and losers overwhelmingly ran to the full stop, meaning flat coins wobble through −5% routinely before any pump arrives. You win 43% of the time at +6.0% average, lose 57% at −4.6% — </w:t>
+      </w:r>
+      <w:proofErr w:type="gramStart"/>
+      <w:r>
+        <w:t>that math</w:t>
+      </w:r>
+      <w:proofErr w:type="gramEnd"/>
+      <w:r>
+        <w:t xml:space="preserve"> just barely doesn't work.</w:t>
+      </w:r>
+    </w:p>
+    <w:p>
+      <w:r>
+        <w:t>Two genuinely encouraging details: z&gt;4 signals were positive even under these pessimistic assumptions (+0.32%/trade, but only 72 trades — not statistically settled), and the simulation is deliberately conservative (stop assumed to fill first in ambiguous bars).</w:t>
+      </w:r>
+    </w:p>
+    <w:p>
+      <w:r>
+        <w:t>The legitimate levers — ones that aren't curve-fitting:</w:t>
+      </w:r>
+    </w:p>
+    <w:p>
+      <w:pPr>
+        <w:numPr>
+          <w:ilvl w:val="0"/>
+          <w:numId w:val="5"/>
+        </w:numPr>
+      </w:pPr>
+      <w:r>
+        <w:rPr>
+          <w:b/>
+          <w:bCs/>
+        </w:rPr>
+        <w:t>Costs</w:t>
+      </w:r>
+      <w:r>
+        <w:t>: 0.5% assumed round-trip is taker-order territory. Maker limit entries at ~0.2% round-trip would flip EV to roughly +0.2%/trade. Real, but thin.</w:t>
+      </w:r>
+    </w:p>
+    <w:p>
+      <w:pPr>
+        <w:numPr>
+          <w:ilvl w:val="0"/>
+          <w:numId w:val="5"/>
+        </w:numPr>
+      </w:pPr>
+      <w:r>
+        <w:rPr>
+          <w:b/>
+          <w:bCs/>
+        </w:rPr>
+        <w:t>The stop</w:t>
+      </w:r>
+      <w:r>
+        <w:t>: a −5% stop on assets with ±5% hourly noise is structurally wrong for this pattern. A time-stop-only variant (accept the 36h drift, no hard stop) is a principled alternative, not an optimization.</w:t>
+      </w:r>
+    </w:p>
+    <w:p>
+      <w:pPr>
+        <w:numPr>
+          <w:ilvl w:val="0"/>
+          <w:numId w:val="5"/>
+        </w:numPr>
+      </w:pPr>
+      <w:r>
+        <w:rPr>
+          <w:b/>
+          <w:bCs/>
+        </w:rPr>
+        <w:t>z ≥ 4 only</w:t>
+      </w:r>
+      <w:r>
+        <w:t>: fewer, better trades — consistent with every analysis we've run.</w:t>
+      </w:r>
+    </w:p>
+    <w:p>
+      <w:r>
+        <w:t>I can run those three pre-defined variants (plus their combination) and show per-period EV for each — a fixed, small menu rather than a parameter search, so the multiple-testing risk stays low. But I want to set expectations honestly: even if a variant clears costs, this looks like a ~0.2–0.5% per-trade edge at best — real research findings, marginal trading economics.</w:t>
+      </w:r>
+    </w:p>
+    <w:p/>
+    <w:p>
+      <w:r>
+        <w:t xml:space="preserve">Here's the full picture, applying the rule we set before running (positive in </w:t>
+      </w:r>
+      <w:r>
+        <w:rPr>
+          <w:i/>
+          <w:iCs/>
+        </w:rPr>
+        <w:t>every</w:t>
+      </w:r>
+      <w:r>
+        <w:t xml:space="preserve"> period or it doesn't count):</w:t>
+      </w:r>
+    </w:p>
+    <w:tbl>
+      <w:tblPr>
+        <w:tblW w:w="0" w:type="auto"/>
+        <w:tblCellSpacing w:w="15" w:type="dxa"/>
+        <w:tblCellMar>
+          <w:top w:w="15" w:type="dxa"/>
+          <w:left w:w="15" w:type="dxa"/>
+          <w:bottom w:w="15" w:type="dxa"/>
+          <w:right w:w="15" w:type="dxa"/>
+        </w:tblCellMar>
+        <w:tblLook w:val="04A0" w:firstRow="1" w:lastRow="0" w:firstColumn="1" w:lastColumn="0" w:noHBand="0" w:noVBand="1"/>
+      </w:tblPr>
+      <w:tblGrid>
+        <w:gridCol w:w="1406"/>
+        <w:gridCol w:w="445"/>
+        <w:gridCol w:w="998"/>
+        <w:gridCol w:w="514"/>
+        <w:gridCol w:w="2672"/>
+      </w:tblGrid>
+      <w:tr>
+        <w:trPr>
+          <w:tblHeader/>
+          <w:tblCellSpacing w:w="15" w:type="dxa"/>
+        </w:trPr>
+        <w:tc>
+          <w:tcPr>
+            <w:tcW w:w="0" w:type="auto"/>
+            <w:vAlign w:val="center"/>
+            <w:hideMark/>
+          </w:tcPr>
+          <w:p>
+            <w:pPr>
+              <w:rPr>
+                <w:b/>
+                <w:bCs/>
+              </w:rPr>
+            </w:pPr>
+            <w:r>
+              <w:rPr>
+                <w:b/>
+                <w:bCs/>
+              </w:rPr>
+              <w:t>Variant</w:t>
+            </w:r>
+          </w:p>
+        </w:tc>
+        <w:tc>
+          <w:tcPr>
+            <w:tcW w:w="0" w:type="auto"/>
+            <w:vAlign w:val="center"/>
+            <w:hideMark/>
+          </w:tcPr>
+          <w:p>
+            <w:pPr>
+              <w:rPr>
+                <w:b/>
+                <w:bCs/>
+              </w:rPr>
+            </w:pPr>
+            <w:r>
+              <w:rPr>
+                <w:b/>
+                <w:bCs/>
+              </w:rPr>
+              <w:t>n</w:t>
+            </w:r>
+          </w:p>
+        </w:tc>
+        <w:tc>
+          <w:tcPr>
+            <w:tcW w:w="0" w:type="auto"/>
+            <w:vAlign w:val="center"/>
+            <w:hideMark/>
+          </w:tcPr>
+          <w:p>
+            <w:pPr>
+              <w:rPr>
+                <w:b/>
+                <w:bCs/>
+              </w:rPr>
+            </w:pPr>
+            <w:r>
+              <w:rPr>
+                <w:b/>
+                <w:bCs/>
+              </w:rPr>
+              <w:t>EV/trade</w:t>
+            </w:r>
+          </w:p>
+        </w:tc>
+        <w:tc>
+          <w:tcPr>
+            <w:tcW w:w="0" w:type="auto"/>
+            <w:vAlign w:val="center"/>
+            <w:hideMark/>
+          </w:tcPr>
+          <w:p>
+            <w:pPr>
+              <w:rPr>
+                <w:b/>
+                <w:bCs/>
+              </w:rPr>
+            </w:pPr>
+            <w:r>
+              <w:rPr>
+                <w:b/>
+                <w:bCs/>
+              </w:rPr>
+              <w:t>PF</w:t>
+            </w:r>
+          </w:p>
+        </w:tc>
+        <w:tc>
+          <w:tcPr>
+            <w:tcW w:w="0" w:type="auto"/>
+            <w:vAlign w:val="center"/>
+            <w:hideMark/>
+          </w:tcPr>
+          <w:p>
+            <w:pPr>
+              <w:rPr>
+                <w:b/>
+                <w:bCs/>
+              </w:rPr>
+            </w:pPr>
+            <w:r>
+              <w:rPr>
+                <w:b/>
+                <w:bCs/>
+              </w:rPr>
+              <w:t>Periods positive</w:t>
+            </w:r>
+          </w:p>
+        </w:tc>
+      </w:tr>
+      <w:tr>
+        <w:trPr>
+          <w:tblCellSpacing w:w="15" w:type="dxa"/>
+        </w:trPr>
+        <w:tc>
+          <w:tcPr>
+            <w:tcW w:w="0" w:type="auto"/>
+            <w:vAlign w:val="center"/>
+            <w:hideMark/>
+          </w:tcPr>
+          <w:p>
+            <w:r>
+              <w:t>A baseline</w:t>
+            </w:r>
+          </w:p>
+        </w:tc>
+        <w:tc>
+          <w:tcPr>
+            <w:tcW w:w="0" w:type="auto"/>
+            <w:vAlign w:val="center"/>
+            <w:hideMark/>
+          </w:tcPr>
+          <w:p>
+            <w:r>
+              <w:t>434</w:t>
+            </w:r>
+          </w:p>
+        </w:tc>
+        <w:tc>
+          <w:tcPr>
+            <w:tcW w:w="0" w:type="auto"/>
+            <w:vAlign w:val="center"/>
+            <w:hideMark/>
+          </w:tcPr>
+          <w:p>
+            <w:r>
+              <w:t>−0.10%</w:t>
+            </w:r>
+          </w:p>
+        </w:tc>
+        <w:tc>
+          <w:tcPr>
+            <w:tcW w:w="0" w:type="auto"/>
+            <w:vAlign w:val="center"/>
+            <w:hideMark/>
+          </w:tcPr>
+          <w:p>
+            <w:r>
+              <w:t>0.96</w:t>
+            </w:r>
+          </w:p>
+        </w:tc>
+        <w:tc>
+          <w:tcPr>
+            <w:tcW w:w="0" w:type="auto"/>
+            <w:vAlign w:val="center"/>
+            <w:hideMark/>
+          </w:tcPr>
+          <w:p>
+            <w:r>
+              <w:t>1 of 3</w:t>
+            </w:r>
+          </w:p>
+        </w:tc>
+      </w:tr>
+      <w:tr>
+        <w:trPr>
+          <w:tblCellSpacing w:w="15" w:type="dxa"/>
+        </w:trPr>
+        <w:tc>
+          <w:tcPr>
+            <w:tcW w:w="0" w:type="auto"/>
+            <w:vAlign w:val="center"/>
+            <w:hideMark/>
+          </w:tcPr>
+          <w:p>
+            <w:r>
+              <w:t>B maker fees</w:t>
+            </w:r>
+          </w:p>
+        </w:tc>
+        <w:tc>
+          <w:tcPr>
+            <w:tcW w:w="0" w:type="auto"/>
+            <w:vAlign w:val="center"/>
+            <w:hideMark/>
+          </w:tcPr>
+          <w:p>
+            <w:r>
+              <w:t>434</w:t>
+            </w:r>
+          </w:p>
+        </w:tc>
+        <w:tc>
+          <w:tcPr>
+            <w:tcW w:w="0" w:type="auto"/>
+            <w:vAlign w:val="center"/>
+            <w:hideMark/>
+          </w:tcPr>
+          <w:p>
+            <w:r>
+              <w:t>+0.20%</w:t>
+            </w:r>
+          </w:p>
+        </w:tc>
+        <w:tc>
+          <w:tcPr>
+            <w:tcW w:w="0" w:type="auto"/>
+            <w:vAlign w:val="center"/>
+            <w:hideMark/>
+          </w:tcPr>
+          <w:p>
+            <w:r>
+              <w:t>1.08</w:t>
+            </w:r>
+          </w:p>
+        </w:tc>
+        <w:tc>
+          <w:tcPr>
+            <w:tcW w:w="0" w:type="auto"/>
+            <w:vAlign w:val="center"/>
+            <w:hideMark/>
+          </w:tcPr>
+          <w:p>
+            <w:r>
+              <w:t>2 of 3 (third ≈ 0)</w:t>
+            </w:r>
+          </w:p>
+        </w:tc>
+      </w:tr>
+      <w:tr>
+        <w:trPr>
+          <w:tblCellSpacing w:w="15" w:type="dxa"/>
+        </w:trPr>
+        <w:tc>
+          <w:tcPr>
+            <w:tcW w:w="0" w:type="auto"/>
+            <w:vAlign w:val="center"/>
+            <w:hideMark/>
+          </w:tcPr>
+          <w:p>
+            <w:r>
+              <w:t>C no stop</w:t>
+            </w:r>
+          </w:p>
+        </w:tc>
+        <w:tc>
+          <w:tcPr>
+            <w:tcW w:w="0" w:type="auto"/>
+            <w:vAlign w:val="center"/>
+            <w:hideMark/>
+          </w:tcPr>
+          <w:p>
+            <w:r>
+              <w:t>396</w:t>
+            </w:r>
+          </w:p>
+        </w:tc>
+        <w:tc>
+          <w:tcPr>
+            <w:tcW w:w="0" w:type="auto"/>
+            <w:vAlign w:val="center"/>
+            <w:hideMark/>
+          </w:tcPr>
+          <w:p>
+            <w:r>
+              <w:t>+0.05%</w:t>
+            </w:r>
+          </w:p>
+        </w:tc>
+        <w:tc>
+          <w:tcPr>
+            <w:tcW w:w="0" w:type="auto"/>
+            <w:vAlign w:val="center"/>
+            <w:hideMark/>
+          </w:tcPr>
+          <w:p>
+            <w:r>
+              <w:t>1.02</w:t>
+            </w:r>
+          </w:p>
+        </w:tc>
+        <w:tc>
+          <w:tcPr>
+            <w:tcW w:w="0" w:type="auto"/>
+            <w:vAlign w:val="center"/>
+            <w:hideMark/>
+          </w:tcPr>
+          <w:p>
+            <w:r>
+              <w:t>2 of 3, one badly negative</w:t>
+            </w:r>
+          </w:p>
+        </w:tc>
+      </w:tr>
+      <w:tr>
+        <w:trPr>
+          <w:tblCellSpacing w:w="15" w:type="dxa"/>
+        </w:trPr>
+        <w:tc>
+          <w:tcPr>
+            <w:tcW w:w="0" w:type="auto"/>
+            <w:vAlign w:val="center"/>
+            <w:hideMark/>
+          </w:tcPr>
+          <w:p>
+            <w:r>
+              <w:lastRenderedPageBreak/>
+              <w:t>D z≥4</w:t>
+            </w:r>
+          </w:p>
+        </w:tc>
+        <w:tc>
+          <w:tcPr>
+            <w:tcW w:w="0" w:type="auto"/>
+            <w:vAlign w:val="center"/>
+            <w:hideMark/>
+          </w:tcPr>
+          <w:p>
+            <w:r>
+              <w:t>97</w:t>
+            </w:r>
+          </w:p>
+        </w:tc>
+        <w:tc>
+          <w:tcPr>
+            <w:tcW w:w="0" w:type="auto"/>
+            <w:vAlign w:val="center"/>
+            <w:hideMark/>
+          </w:tcPr>
+          <w:p>
+            <w:r>
+              <w:t>+0.29%</w:t>
+            </w:r>
+          </w:p>
+        </w:tc>
+        <w:tc>
+          <w:tcPr>
+            <w:tcW w:w="0" w:type="auto"/>
+            <w:vAlign w:val="center"/>
+            <w:hideMark/>
+          </w:tcPr>
+          <w:p>
+            <w:r>
+              <w:t>1.12</w:t>
+            </w:r>
+          </w:p>
+        </w:tc>
+        <w:tc>
+          <w:tcPr>
+            <w:tcW w:w="0" w:type="auto"/>
+            <w:vAlign w:val="center"/>
+            <w:hideMark/>
+          </w:tcPr>
+          <w:p>
+            <w:r>
+              <w:t>2 of 3</w:t>
+            </w:r>
+          </w:p>
+        </w:tc>
+      </w:tr>
+      <w:tr>
+        <w:trPr>
+          <w:tblCellSpacing w:w="15" w:type="dxa"/>
+        </w:trPr>
+        <w:tc>
+          <w:tcPr>
+            <w:tcW w:w="0" w:type="auto"/>
+            <w:vAlign w:val="center"/>
+            <w:hideMark/>
+          </w:tcPr>
+          <w:p>
+            <w:r>
+              <w:t>E combo</w:t>
+            </w:r>
+          </w:p>
+        </w:tc>
+        <w:tc>
+          <w:tcPr>
+            <w:tcW w:w="0" w:type="auto"/>
+            <w:vAlign w:val="center"/>
+            <w:hideMark/>
+          </w:tcPr>
+          <w:p>
+            <w:r>
+              <w:t>93</w:t>
+            </w:r>
+          </w:p>
+        </w:tc>
+        <w:tc>
+          <w:tcPr>
+            <w:tcW w:w="0" w:type="auto"/>
+            <w:vAlign w:val="center"/>
+            <w:hideMark/>
+          </w:tcPr>
+          <w:p>
+            <w:r>
+              <w:t>+1.11%</w:t>
+            </w:r>
+          </w:p>
+        </w:tc>
+        <w:tc>
+          <w:tcPr>
+            <w:tcW w:w="0" w:type="auto"/>
+            <w:vAlign w:val="center"/>
+            <w:hideMark/>
+          </w:tcPr>
+          <w:p>
+            <w:r>
+              <w:t>1.42</w:t>
+            </w:r>
+          </w:p>
+        </w:tc>
+        <w:tc>
+          <w:tcPr>
+            <w:tcW w:w="0" w:type="auto"/>
+            <w:vAlign w:val="center"/>
+            <w:hideMark/>
+          </w:tcPr>
+          <w:p>
+            <w:r>
+              <w:t>2 of 3</w:t>
+            </w:r>
+          </w:p>
+        </w:tc>
+      </w:tr>
+    </w:tbl>
+    <w:p>
+      <w:r>
+        <w:rPr>
+          <w:b/>
+          <w:bCs/>
+        </w:rPr>
+        <w:t>No variant cleanly passes.</w:t>
+      </w:r>
+      <w:r>
+        <w:t xml:space="preserve"> </w:t>
+      </w:r>
+      <w:proofErr w:type="gramStart"/>
+      <w:r>
+        <w:t>The honest</w:t>
+      </w:r>
+      <w:proofErr w:type="gramEnd"/>
+      <w:r>
+        <w:t xml:space="preserve"> conclusions:</w:t>
+      </w:r>
+    </w:p>
+    <w:p>
+      <w:r>
+        <w:rPr>
+          <w:b/>
+          <w:bCs/>
+        </w:rPr>
+        <w:t>Execution costs decide everything.</w:t>
+      </w:r>
+      <w:r>
+        <w:t xml:space="preserve"> A→B is the same strategy with maker instead of taker fills, and it flips the sign (−0.10% → +0.20%). The entire economics of this pattern live inside the fee structure. If you can't get maker fills, stop here.</w:t>
+      </w:r>
+    </w:p>
+    <w:p>
+      <w:r>
+        <w:rPr>
+          <w:b/>
+          <w:bCs/>
+        </w:rPr>
+        <w:t>B is the only near-robust variant</w:t>
+      </w:r>
+      <w:r>
+        <w:t xml:space="preserve"> — +0.69%, −0.05%, +0.14% across periods. That's "doesn't lose money, mostly," worth about +0.2% per trade. At ~290 trades a year with small stakes, that's beer money, not income.</w:t>
+      </w:r>
+    </w:p>
+    <w:p>
+      <w:r>
+        <w:rPr>
+          <w:b/>
+          <w:bCs/>
+        </w:rPr>
+        <w:t>E looks spectacular but don't trust it.</w:t>
+      </w:r>
+      <w:r>
+        <w:t xml:space="preserve"> +1.11% average and PF 1.42, but it lost money in 2025-H1 and has only ~30 trades per period. The improving trend (−0.6% → +1.1% → +2.3%) is either a genuinely strengthening effect or plain small-sample noise — 18 months can't distinguish them.</w:t>
+      </w:r>
+    </w:p>
+    <w:p>
+      <w:r>
+        <w:t xml:space="preserve">The scientifically defensible bottom line for your original question: volume precursors before pumps are real, robust, and measurable (~3x lift, stable across 18 </w:t>
+      </w:r>
+      <w:proofErr w:type="gramStart"/>
+      <w:r>
+        <w:t>months) —</w:t>
+      </w:r>
+      <w:proofErr w:type="gramEnd"/>
+      <w:r>
+        <w:t xml:space="preserve"> but converting that statistical edge into net profit is marginal at best, and only with maker-fee execution. If you want to pursue E, the right move is paper trading it for 2–3 months, logging every flag, and letting validate_edge.py plus your log render the verdict with zero capital at risk. That's my suggestion — and a good place to let the data, not enthusiasm, make the call.</w:t>
+      </w:r>
+    </w:p>
+    <w:p/>
+    <w:p>
+      <w:r>
+        <w:t>Now this is a much stronger result. 148 trades over 3 years:</w:t>
+      </w:r>
+    </w:p>
+    <w:p>
+      <w:r>
+        <w:rPr>
+          <w:b/>
+          <w:bCs/>
+        </w:rPr>
+        <w:t xml:space="preserve">EV +1.60% per trade, </w:t>
+      </w:r>
+      <w:proofErr w:type="gramStart"/>
+      <w:r>
+        <w:rPr>
+          <w:b/>
+          <w:bCs/>
+        </w:rPr>
+        <w:t>64% win</w:t>
+      </w:r>
+      <w:proofErr w:type="gramEnd"/>
+      <w:r>
+        <w:rPr>
+          <w:b/>
+          <w:bCs/>
+        </w:rPr>
+        <w:t xml:space="preserve"> rate, PF 1.73, max drawdown just 0.7 stakes.</w:t>
+      </w:r>
+      <w:r>
+        <w:t xml:space="preserve"> And the robustness picture transformed: </w:t>
+      </w:r>
+      <w:r>
+        <w:rPr>
+          <w:b/>
+          <w:bCs/>
+        </w:rPr>
+        <w:t>5 of 6 half-years positive</w:t>
+      </w:r>
+      <w:r>
+        <w:t xml:space="preserve"> — 2023-H2 +1.5%, 2024-H1 +3.1%, 2024-H2 +1.8%, 2025-H1 −0.2%, 2025-H2 +1.1%, 2026-H1 +2.4%. The one bad period is essentially break-even, not a blow-up. That's the consistency profile of a real effect surviving three different market regimes, including the one where it previously looked broken.</w:t>
+      </w:r>
+    </w:p>
+    <w:p>
+      <w:r>
+        <w:t xml:space="preserve">The </w:t>
+      </w:r>
+      <w:proofErr w:type="gramStart"/>
+      <w:r>
+        <w:t>indicator conclusion</w:t>
+      </w:r>
+      <w:proofErr w:type="gramEnd"/>
+      <w:r>
+        <w:t xml:space="preserve"> also </w:t>
+      </w:r>
+      <w:proofErr w:type="gramStart"/>
+      <w:r>
+        <w:t>held:</w:t>
+      </w:r>
+      <w:proofErr w:type="gramEnd"/>
+      <w:r>
+        <w:t xml:space="preserve"> still nothing significant, and last run's faint "candidates" (day-of-week p=0.09, hour) all regressed toward zero — exactly what noise does when the sample doubles. The null result is now solid: </w:t>
+      </w:r>
+      <w:r>
+        <w:rPr>
+          <w:b/>
+          <w:bCs/>
+        </w:rPr>
+        <w:t xml:space="preserve">the z≥4 silent spike is the whole signal; </w:t>
+      </w:r>
+      <w:r>
+        <w:rPr>
+          <w:b/>
+          <w:bCs/>
+        </w:rPr>
+        <w:lastRenderedPageBreak/>
+        <w:t>keep the strategy exactly as it is.</w:t>
+      </w:r>
+      <w:r>
+        <w:t xml:space="preserve"> One footnote: Sunday remains the only negative day (−2.0% EV, n=</w:t>
+      </w:r>
+      <w:proofErr w:type="gramStart"/>
+      <w:r>
+        <w:t>19) —</w:t>
+      </w:r>
+      <w:proofErr w:type="gramEnd"/>
+      <w:r>
+        <w:t xml:space="preserve"> directionally consistent with the thin-weekend story but not significant; worth rechecking in a year, not worth acting on.</w:t>
+      </w:r>
+    </w:p>
+    <w:p>
+      <w:r>
+        <w:t xml:space="preserve">Realistic expectations at these numbers: ~50 trades/year × +1.6% = about +80% of one stake per year. If a stake is, say, 2% of capital, that's roughly +1.5–2% portfolio contribution annually — real, but modest. It rewards discipline, not conviction </w:t>
+      </w:r>
+      <w:proofErr w:type="gramStart"/>
+      <w:r>
+        <w:t>sizing</w:t>
+      </w:r>
+      <w:proofErr w:type="gramEnd"/>
+      <w:r>
+        <w:t>.</w:t>
+      </w:r>
+    </w:p>
+    <w:p>
+      <w:r>
+        <w:t xml:space="preserve">The sensible next steps: freeze econfig.py as-is (it now matters that nothing changes — this parameter set has 3 years of evidence, any tweak resets it to zero), run screener_e.py daily and paper-trade every silent flag for 2–3 months, logging fills you </w:t>
+      </w:r>
+      <w:r>
+        <w:rPr>
+          <w:i/>
+          <w:iCs/>
+        </w:rPr>
+        <w:t>would</w:t>
+      </w:r>
+      <w:r>
+        <w:t xml:space="preserve"> have gotten — that tests the one assumption the backtest can't: maker execution at 0.2%. If paper results track the backtest (~60% wins, ~+1.5%), you have as much confirmation as historical data can give.</w:t>
+      </w:r>
+    </w:p>
+    <w:p>
+      <w:r>
+        <w:t xml:space="preserve">Not financial advice, and the standing truth </w:t>
+      </w:r>
+      <w:proofErr w:type="gramStart"/>
+      <w:r>
+        <w:t>remains:</w:t>
+      </w:r>
+      <w:proofErr w:type="gramEnd"/>
+      <w:r>
+        <w:t xml:space="preserve"> patterns can stop working at any time — which is exactly what the monthly re-validation is for. But as research goes, you took this from "hunch about volume" to a 3-year-validated, execution-costed, statistically honest edge. Nice work.</w:t>
+      </w:r>
+    </w:p>
+    <w:p/>
+    <w:p>
+      <w:r>
+        <w:rPr>
+          <w:b/>
+          <w:bCs/>
+        </w:rPr>
+        <w:t>Base calculation.</w:t>
+      </w:r>
+      <w:r>
+        <w:t xml:space="preserve"> 148 trades / 3 years ≈ 49 trades/year at +1.60% EV each. Annual return ≈ 49 × 1.6% = ~78% of one stake. For €10,000: </w:t>
+      </w:r>
+      <w:r>
+        <w:rPr>
+          <w:b/>
+          <w:bCs/>
+        </w:rPr>
+        <w:t>~€12,700 per trade.</w:t>
+      </w:r>
+      <w:r>
+        <w:t xml:space="preserve"> Since flags are rare (~1/week) and positions close within 36h, overlaps are uncommon — roughly €15–25k of working capital covers it.</w:t>
+      </w:r>
+    </w:p>
+    <w:p>
+      <w:r>
+        <w:rPr>
+          <w:b/>
+          <w:bCs/>
+        </w:rPr>
+        <w:t>Catch 1 — variance.</w:t>
+      </w:r>
+      <w:r>
+        <w:t xml:space="preserve"> ±6%-ish per trade over ~49 trades </w:t>
+      </w:r>
+      <w:proofErr w:type="gramStart"/>
+      <w:r>
+        <w:t>gives</w:t>
+      </w:r>
+      <w:proofErr w:type="gramEnd"/>
+      <w:r>
+        <w:t xml:space="preserve"> a yearly standard deviation of roughly €5,000. So "€10k/year" really means "most years between €5k and €15k, with a realistic chance of a near-zero or slightly negative year." Worse, the EV itself is estimated from 148 trades — its confidence interval is roughly +0.6% to +2.6%. If the true edge is at the low end, you'd need ~€33k stakes for the same target.</w:t>
+      </w:r>
+    </w:p>
+    <w:p>
+      <w:r>
+        <w:rPr>
+          <w:b/>
+          <w:bCs/>
+        </w:rPr>
+        <w:t>Catch 2 — and this one is structural: capacity.</w:t>
+      </w:r>
+      <w:r>
+        <w:t xml:space="preserve"> The backtest assumed passive maker fills that don't move the price. A €12,700 order on a coin trading $100k–300k/hour (your liquidity floor) is 5–13% of an entire hour's volume — you'd </w:t>
+      </w:r>
+      <w:r>
+        <w:rPr>
+          <w:i/>
+          <w:iCs/>
+        </w:rPr>
+        <w:t>be</w:t>
+      </w:r>
+      <w:r>
+        <w:t xml:space="preserve"> the volume spike, pay real slippage, and the +1.6% edge would shrink or vanish. A reasonable rule is keeping orders under ~1–2% of hourly volume, which caps you at €1–5k per trade on most flagged coins. At a realistic blended €3k/trade, this strategy yields </w:t>
+      </w:r>
+      <w:r>
+        <w:rPr>
+          <w:b/>
+          <w:bCs/>
+        </w:rPr>
+        <w:t>€1,500–2,500/year</w:t>
+      </w:r>
+      <w:r>
+        <w:t xml:space="preserve"> — its honest capacity at your liquidity floor.</w:t>
+      </w:r>
+    </w:p>
+    <w:p>
+      <w:r>
+        <w:lastRenderedPageBreak/>
+        <w:t>To push toward €10k you'd have to raise the liquidity floor (e.g. $500k+/h coins only) and accept fewer signals — I can re-run the backtest with per-coin position caps and a higher floor to compute the actual capacity-adjusted maximum if you want the precise number. But the summary is: this edge is real and roughly €2–3k/year in size as configured. It's a well-validated small edge, not a €10k income — and any plan built on it should assume it can decay.</w:t>
+      </w:r>
+    </w:p>
+    <w:p>
+      <w:proofErr w:type="gramStart"/>
+      <w:r>
+        <w:t>so</w:t>
+      </w:r>
+      <w:proofErr w:type="gramEnd"/>
+      <w:r>
+        <w:t xml:space="preserve"> 1,000 eur per trade, no leverage?</w:t>
+      </w:r>
+    </w:p>
+    <w:p>
+      <w:r>
+        <w:t>Thought process</w:t>
+      </w:r>
+    </w:p>
+    <w:p>
+      <w:r>
+        <w:t>Thought process</w:t>
+      </w:r>
+    </w:p>
+    <w:p>
+      <w:r>
+        <w:t>Yes — €1,000 per trade, no leverage, is the right configuration for this strategy. Three reasons it fits:</w:t>
+      </w:r>
+    </w:p>
+    <w:p>
+      <w:r>
+        <w:rPr>
+          <w:b/>
+          <w:bCs/>
+        </w:rPr>
+        <w:t>Capacity</w:t>
+      </w:r>
+      <w:r>
+        <w:t xml:space="preserve">: €1k is ~1% of hourly volume even on the thinnest coins that pass your $100k/h filter, so the maker-fill assumption in the backtest stays realistic. </w:t>
+      </w:r>
+      <w:r>
+        <w:rPr>
+          <w:b/>
+          <w:bCs/>
+        </w:rPr>
+        <w:t>Risk shape</w:t>
+      </w:r>
+      <w:r>
+        <w:t>: E-combo has no stop-</w:t>
+      </w:r>
+      <w:proofErr w:type="gramStart"/>
+      <w:r>
+        <w:t>loss —</w:t>
+      </w:r>
+      <w:proofErr w:type="gramEnd"/>
+      <w:r>
+        <w:t xml:space="preserve"> your worst trades ride the full 36 hours down. In your data the ugliest single trades lost 15–20%. Unleveraged, that's a manageable −€150–200; leveraged, that same move gets you liquidated and converts a bounded loss into a total one. The whole reason no-stop beats the −5% stop is that you </w:t>
+      </w:r>
+      <w:r>
+        <w:rPr>
+          <w:i/>
+          <w:iCs/>
+        </w:rPr>
+        <w:t>can</w:t>
+      </w:r>
+      <w:r>
+        <w:t xml:space="preserve"> sit through the noise — leverage takes that ability away. </w:t>
+      </w:r>
+      <w:r>
+        <w:rPr>
+          <w:b/>
+          <w:bCs/>
+        </w:rPr>
+        <w:t>Costs</w:t>
+      </w:r>
+      <w:r>
+        <w:t>: margin/funding fees would eat a meaningful slice of a 1.6% edge anyway.</w:t>
+      </w:r>
+    </w:p>
+    <w:p>
+      <w:r>
+        <w:t xml:space="preserve">Expected outcome at €1k stakes: ~49 trades × 1.6% ≈ </w:t>
+      </w:r>
+      <w:r>
+        <w:rPr>
+          <w:b/>
+          <w:bCs/>
+        </w:rPr>
+        <w:t>€780/year</w:t>
+      </w:r>
+      <w:r>
+        <w:t xml:space="preserve">, realistically anywhere from ~€0 to ~€1,600 </w:t>
+      </w:r>
+      <w:proofErr w:type="gramStart"/>
+      <w:r>
+        <w:t>in a given year</w:t>
+      </w:r>
+      <w:proofErr w:type="gramEnd"/>
+      <w:r>
+        <w:t>. Capital tied up: ~€1–2k (overlapping flags are rare).</w:t>
+      </w:r>
+    </w:p>
+    <w:p>
+      <w:r>
+        <w:t xml:space="preserve">Treat the first year as paid validation: if your logged trades track the backtest (~60%+ wins, ~+1.5%/trade), you'll have live evidence the edge and your execution both hold — and </w:t>
+      </w:r>
+      <w:r>
+        <w:rPr>
+          <w:i/>
+          <w:iCs/>
+        </w:rPr>
+        <w:t>then</w:t>
+      </w:r>
+      <w:r>
+        <w:t xml:space="preserve"> scaling to €3–5k/trade on the more liquid names is a decision backed by your own track record rather than history alone.</w:t>
+      </w:r>
+    </w:p>
     <w:p/>
     <w:sectPr>
       <w:pgSz w:w="12240" w:h="15840"/>
@@ -437,6 +1451,155 @@
 <file path=word/numbering.xml><?xml version="1.0" encoding="utf-8"?>
 <w:numbering xmlns:wpc="http://schemas.microsoft.com/office/word/2010/wordprocessingCanvas" xmlns:cx="http://schemas.microsoft.com/office/drawing/2014/chartex" xmlns:cx1="http://schemas.microsoft.com/office/drawing/2015/9/8/chartex" xmlns:cx2="http://schemas.microsoft.com/office/drawing/2015/10/21/chartex" xmlns:cx3="http://schemas.microsoft.com/office/drawing/2016/5/9/chartex" xmlns:cx4="http://schemas.microsoft.com/office/drawing/2016/5/10/chartex" xmlns:cx5="http://schemas.microsoft.com/office/drawing/2016/5/11/chartex" xmlns:cx6="http://schemas.microsoft.com/office/drawing/2016/5/12/chartex" xmlns:cx7="http://schemas.microsoft.com/office/drawing/2016/5/13/chartex" xmlns:cx8="http://schemas.microsoft.com/office/drawing/2016/5/14/chartex" xmlns:mc="http://schemas.openxmlformats.org/markup-compatibility/2006" xmlns:aink="http://schemas.microsoft.com/office/drawing/2016/ink" xmlns:am3d="http://schemas.microsoft.com/office/drawing/2017/model3d" xmlns:o="urn:schemas-microsoft-com:office:office" xmlns:oel="http://schemas.microsoft.com/office/2019/extlst" xmlns:r="http://schemas.openxmlformats.org/officeDocument/2006/relationships" xmlns:m="http://schemas.openxmlformats.org/officeDocument/2006/math" xmlns:v="urn:schemas-microsoft-com:vml" xmlns:wp14="http://schemas.microsoft.com/office/word/2010/wordprocessingDrawing" xmlns:wp="http://schemas.openxmlformats.org/drawingml/2006/wordprocessingDrawing" xmlns:w10="urn:schemas-microsoft-com:office:word" xmlns:w="http://schemas.openxmlformats.org/wordprocessingml/2006/main" xmlns:w14="http://schemas.microsoft.com/office/word/2010/wordml" xmlns:w15="http://schemas.microsoft.com/office/word/2012/wordml" xmlns:w16cex="http://schemas.microsoft.com/office/word/2018/wordml/cex" xmlns:w16cid="http://schemas.microsoft.com/office/word/2016/wordml/cid" xmlns:w16="http://schemas.microsoft.com/office/word/2018/wordml" xmlns:w16du="http://schemas.microsoft.com/office/word/2023/wordml/word16du" xmlns:w16sdtdh="http://schemas.microsoft.com/office/word/2020/wordml/sdtdatahash" xmlns:w16sdtfl="http://schemas.microsoft.com/office/word/2024/wordml/sdtformatlock" xmlns:w16se="http://schemas.microsoft.com/office/word/2015/wordml/symex" xmlns:wpg="http://schemas.microsoft.com/office/word/2010/wordprocessingGroup" xmlns:wpi="http://schemas.microsoft.com/office/word/2010/wordprocessingInk" xmlns:wne="http://schemas.microsoft.com/office/word/2006/wordml" xmlns:wps="http://schemas.microsoft.com/office/word/2010/wordprocessingShape" mc:Ignorable="w14 w15 w16se w16cid w16 w16cex w16sdtdh w16sdtfl w16du wp14">
   <w:abstractNum w:abstractNumId="0" w15:restartNumberingAfterBreak="0">
+    <w:nsid w:val="03F754EF"/>
+    <w:multiLevelType w:val="multilevel"/>
+    <w:tmpl w:val="34285DC8"/>
+    <w:lvl w:ilvl="0">
+      <w:start w:val="1"/>
+      <w:numFmt w:val="bullet"/>
+      <w:lvlText w:val=""/>
+      <w:lvlJc w:val="left"/>
+      <w:pPr>
+        <w:tabs>
+          <w:tab w:val="num" w:pos="720"/>
+        </w:tabs>
+        <w:ind w:left="720" w:hanging="360"/>
+      </w:pPr>
+      <w:rPr>
+        <w:rFonts w:ascii="Symbol" w:hAnsi="Symbol" w:hint="default"/>
+        <w:sz w:val="20"/>
+      </w:rPr>
+    </w:lvl>
+    <w:lvl w:ilvl="1" w:tentative="1">
+      <w:start w:val="1"/>
+      <w:numFmt w:val="bullet"/>
+      <w:lvlText w:val="o"/>
+      <w:lvlJc w:val="left"/>
+      <w:pPr>
+        <w:tabs>
+          <w:tab w:val="num" w:pos="1440"/>
+        </w:tabs>
+        <w:ind w:left="1440" w:hanging="360"/>
+      </w:pPr>
+      <w:rPr>
+        <w:rFonts w:ascii="Courier New" w:hAnsi="Courier New" w:hint="default"/>
+        <w:sz w:val="20"/>
+      </w:rPr>
+    </w:lvl>
+    <w:lvl w:ilvl="2" w:tentative="1">
+      <w:start w:val="1"/>
+      <w:numFmt w:val="bullet"/>
+      <w:lvlText w:val=""/>
+      <w:lvlJc w:val="left"/>
+      <w:pPr>
+        <w:tabs>
+          <w:tab w:val="num" w:pos="2160"/>
+        </w:tabs>
+        <w:ind w:left="2160" w:hanging="360"/>
+      </w:pPr>
+      <w:rPr>
+        <w:rFonts w:ascii="Wingdings" w:hAnsi="Wingdings" w:hint="default"/>
+        <w:sz w:val="20"/>
+      </w:rPr>
+    </w:lvl>
+    <w:lvl w:ilvl="3" w:tentative="1">
+      <w:start w:val="1"/>
+      <w:numFmt w:val="bullet"/>
+      <w:lvlText w:val=""/>
+      <w:lvlJc w:val="left"/>
+      <w:pPr>
+        <w:tabs>
+          <w:tab w:val="num" w:pos="2880"/>
+        </w:tabs>
+        <w:ind w:left="2880" w:hanging="360"/>
+      </w:pPr>
+      <w:rPr>
+        <w:rFonts w:ascii="Wingdings" w:hAnsi="Wingdings" w:hint="default"/>
+        <w:sz w:val="20"/>
+      </w:rPr>
+    </w:lvl>
+    <w:lvl w:ilvl="4" w:tentative="1">
+      <w:start w:val="1"/>
+      <w:numFmt w:val="bullet"/>
+      <w:lvlText w:val=""/>
+      <w:lvlJc w:val="left"/>
+      <w:pPr>
+        <w:tabs>
+          <w:tab w:val="num" w:pos="3600"/>
+        </w:tabs>
+        <w:ind w:left="3600" w:hanging="360"/>
+      </w:pPr>
+      <w:rPr>
+        <w:rFonts w:ascii="Wingdings" w:hAnsi="Wingdings" w:hint="default"/>
+        <w:sz w:val="20"/>
+      </w:rPr>
+    </w:lvl>
+    <w:lvl w:ilvl="5" w:tentative="1">
+      <w:start w:val="1"/>
+      <w:numFmt w:val="bullet"/>
+      <w:lvlText w:val=""/>
+      <w:lvlJc w:val="left"/>
+      <w:pPr>
+        <w:tabs>
+          <w:tab w:val="num" w:pos="4320"/>
+        </w:tabs>
+        <w:ind w:left="4320" w:hanging="360"/>
+      </w:pPr>
+      <w:rPr>
+        <w:rFonts w:ascii="Wingdings" w:hAnsi="Wingdings" w:hint="default"/>
+        <w:sz w:val="20"/>
+      </w:rPr>
+    </w:lvl>
+    <w:lvl w:ilvl="6" w:tentative="1">
+      <w:start w:val="1"/>
+      <w:numFmt w:val="bullet"/>
+      <w:lvlText w:val=""/>
+      <w:lvlJc w:val="left"/>
+      <w:pPr>
+        <w:tabs>
+          <w:tab w:val="num" w:pos="5040"/>
+        </w:tabs>
+        <w:ind w:left="5040" w:hanging="360"/>
+      </w:pPr>
+      <w:rPr>
+        <w:rFonts w:ascii="Wingdings" w:hAnsi="Wingdings" w:hint="default"/>
+        <w:sz w:val="20"/>
+      </w:rPr>
+    </w:lvl>
+    <w:lvl w:ilvl="7" w:tentative="1">
+      <w:start w:val="1"/>
+      <w:numFmt w:val="bullet"/>
+      <w:lvlText w:val=""/>
+      <w:lvlJc w:val="left"/>
+      <w:pPr>
+        <w:tabs>
+          <w:tab w:val="num" w:pos="5760"/>
+        </w:tabs>
+        <w:ind w:left="5760" w:hanging="360"/>
+      </w:pPr>
+      <w:rPr>
+        <w:rFonts w:ascii="Wingdings" w:hAnsi="Wingdings" w:hint="default"/>
+        <w:sz w:val="20"/>
+      </w:rPr>
+    </w:lvl>
+    <w:lvl w:ilvl="8" w:tentative="1">
+      <w:start w:val="1"/>
+      <w:numFmt w:val="bullet"/>
+      <w:lvlText w:val=""/>
+      <w:lvlJc w:val="left"/>
+      <w:pPr>
+        <w:tabs>
+          <w:tab w:val="num" w:pos="6480"/>
+        </w:tabs>
+        <w:ind w:left="6480" w:hanging="360"/>
+      </w:pPr>
+      <w:rPr>
+        <w:rFonts w:ascii="Wingdings" w:hAnsi="Wingdings" w:hint="default"/>
+        <w:sz w:val="20"/>
+      </w:rPr>
+    </w:lvl>
+  </w:abstractNum>
+  <w:abstractNum w:abstractNumId="1" w15:restartNumberingAfterBreak="0">
     <w:nsid w:val="25F61A8C"/>
     <w:multiLevelType w:val="multilevel"/>
     <w:tmpl w:val="44AE3D08"/>
@@ -549,7 +1712,7 @@
       </w:pPr>
     </w:lvl>
   </w:abstractNum>
-  <w:abstractNum w:abstractNumId="1" w15:restartNumberingAfterBreak="0">
+  <w:abstractNum w:abstractNumId="2" w15:restartNumberingAfterBreak="0">
     <w:nsid w:val="3310377C"/>
     <w:multiLevelType w:val="multilevel"/>
     <w:tmpl w:val="B26A1380"/>
@@ -662,7 +1825,7 @@
       </w:pPr>
     </w:lvl>
   </w:abstractNum>
-  <w:abstractNum w:abstractNumId="2" w15:restartNumberingAfterBreak="0">
+  <w:abstractNum w:abstractNumId="3" w15:restartNumberingAfterBreak="0">
     <w:nsid w:val="5CDA4F7A"/>
     <w:multiLevelType w:val="multilevel"/>
     <w:tmpl w:val="9154A7CE"/>
@@ -775,7 +1938,7 @@
       </w:pPr>
     </w:lvl>
   </w:abstractNum>
-  <w:abstractNum w:abstractNumId="3" w15:restartNumberingAfterBreak="0">
+  <w:abstractNum w:abstractNumId="4" w15:restartNumberingAfterBreak="0">
     <w:nsid w:val="630F149A"/>
     <w:multiLevelType w:val="multilevel"/>
     <w:tmpl w:val="2082831C"/>
@@ -889,16 +2052,19 @@
     </w:lvl>
   </w:abstractNum>
   <w:num w:numId="1" w16cid:durableId="1849060014">
-    <w:abstractNumId w:val="0"/>
+    <w:abstractNumId w:val="1"/>
   </w:num>
   <w:num w:numId="2" w16cid:durableId="353310935">
+    <w:abstractNumId w:val="3"/>
+  </w:num>
+  <w:num w:numId="3" w16cid:durableId="888031789">
     <w:abstractNumId w:val="2"/>
   </w:num>
-  <w:num w:numId="3" w16cid:durableId="888031789">
-    <w:abstractNumId w:val="1"/>
+  <w:num w:numId="4" w16cid:durableId="581456343">
+    <w:abstractNumId w:val="4"/>
   </w:num>
-  <w:num w:numId="4" w16cid:durableId="581456343">
-    <w:abstractNumId w:val="3"/>
+  <w:num w:numId="5" w16cid:durableId="592978127">
+    <w:abstractNumId w:val="0"/>
   </w:num>
 </w:numbering>
 </file>

--- a/Strategy.docx
+++ b/Strategy.docx
@@ -35,15 +35,7 @@
         </w:numPr>
       </w:pPr>
       <w:r>
-        <w:t xml:space="preserve">Only act on rows with </w:t>
-      </w:r>
-      <w:proofErr w:type="gramStart"/>
-      <w:r>
-        <w:t>silent</w:t>
-      </w:r>
-      <w:proofErr w:type="gramEnd"/>
-      <w:r>
-        <w:t>=True — volume spiking while price is still flat. That's the accumulation signature; if price already moved, you're the exit liquidity.</w:t>
+        <w:t>Only act on rows with silent=True — volume spiking while price is still flat. That's the accumulation signature; if price already moved, you're the exit liquidity.</w:t>
       </w:r>
     </w:p>
     <w:p>
@@ -273,7 +265,15 @@
         </w:numPr>
       </w:pPr>
       <w:r>
-        <w:t>From the watchlist, keep only silent=True rows, prefer z ≥ 4 over z 3–4, and glance at usd_per_h for tradability.</w:t>
+        <w:t xml:space="preserve">From the watchlist, keep only silent=True rows, prefer z ≥ 4 over z 3–4, and glance at </w:t>
+      </w:r>
+      <w:proofErr w:type="spellStart"/>
+      <w:r>
+        <w:t>usd_per_h</w:t>
+      </w:r>
+      <w:proofErr w:type="spellEnd"/>
+      <w:r>
+        <w:t xml:space="preserve"> for tradability.</w:t>
       </w:r>
     </w:p>
     <w:p>
@@ -344,15 +344,7 @@
         <w:t>Entry</w:t>
       </w:r>
       <w:r>
-        <w:t xml:space="preserve">: </w:t>
-      </w:r>
-      <w:proofErr w:type="gramStart"/>
-      <w:r>
-        <w:t>by definition the</w:t>
-      </w:r>
-      <w:proofErr w:type="gramEnd"/>
-      <w:r>
-        <w:t xml:space="preserve"> price hasn't moved yet, so there's no rush — use limit orders at or just below current price, never market orders on thin books. </w:t>
+        <w:t xml:space="preserve">: by definition the price hasn't moved yet, so there's no rush — use limit orders at or just below current price, never market orders on thin books. </w:t>
       </w:r>
       <w:r>
         <w:rPr>
@@ -377,15 +369,7 @@
     </w:p>
     <w:p>
       <w:r>
-        <w:t xml:space="preserve">One honest gap before you trade real money: we measured </w:t>
-      </w:r>
-      <w:proofErr w:type="gramStart"/>
-      <w:r>
-        <w:t>P(</w:t>
-      </w:r>
-      <w:proofErr w:type="gramEnd"/>
-      <w:r>
-        <w:t xml:space="preserve">pump | signal) — we never measured what the other ~87% of flags do. If they tend to drift </w:t>
+        <w:t xml:space="preserve">One honest gap before you trade real money: we measured P(pump | signal) — we never measured what the other ~87% of flags do. If they tend to drift </w:t>
       </w:r>
       <w:r>
         <w:rPr>
@@ -395,24 +379,33 @@
         <w:t>down</w:t>
       </w:r>
       <w:r>
-        <w:t xml:space="preserve">, a 13% hit rate can still lose money net. Your signals.csv has the max forward gain but not the downside path. I can add a small backtest that simulates these exact rules (entry at flag, TP ladder, time stop, stop-loss) over all 31k historical signals and outputs expected value per trade and drawdown. That's the number that </w:t>
-      </w:r>
-      <w:proofErr w:type="gramStart"/>
-      <w:r>
-        <w:t>actually decides</w:t>
-      </w:r>
-      <w:proofErr w:type="gramEnd"/>
-      <w:r>
-        <w:t xml:space="preserve"> whether to trade this.</w:t>
-      </w:r>
-    </w:p>
-    <w:p>
-      <w:r>
-        <w:rPr>
-          <w:b/>
-          <w:bCs/>
-        </w:rPr>
-        <w:t>Backtest works</w:t>
+        <w:t xml:space="preserve">, a 13% hit rate can still lose money net. Your signals.csv has the max forward gain but not the downside path. I can add a small </w:t>
+      </w:r>
+      <w:proofErr w:type="spellStart"/>
+      <w:r>
+        <w:t>backtest</w:t>
+      </w:r>
+      <w:proofErr w:type="spellEnd"/>
+      <w:r>
+        <w:t xml:space="preserve"> that simulates these exact rules (entry at flag, TP ladder, time stop, stop-loss) over all 31k historical signals and outputs expected value per trade and drawdown. That's the number that actually decides whether to trade this.</w:t>
+      </w:r>
+    </w:p>
+    <w:p>
+      <w:proofErr w:type="spellStart"/>
+      <w:r>
+        <w:rPr>
+          <w:b/>
+          <w:bCs/>
+        </w:rPr>
+        <w:t>Backtest</w:t>
+      </w:r>
+      <w:proofErr w:type="spellEnd"/>
+      <w:r>
+        <w:rPr>
+          <w:b/>
+          <w:bCs/>
+        </w:rPr>
+        <w:t xml:space="preserve"> works</w:t>
       </w:r>
       <w:r>
         <w:t xml:space="preserve"> (verified on synthetic data above). Run it on your real 18 months:</w:t>
@@ -440,28 +433,12 @@
         <w:t>EV per trade after costs</w:t>
       </w:r>
       <w:r>
-        <w:t xml:space="preserve"> is the decision number — positive and stable across all four periods means the playbook is </w:t>
-      </w:r>
-      <w:proofErr w:type="gramStart"/>
-      <w:r>
-        <w:t>actually tradeable</w:t>
-      </w:r>
-      <w:proofErr w:type="gramEnd"/>
-      <w:r>
-        <w:t>, not just statistically interesting. Also check the profit factor (&gt;1.3 is decent) and max drawdown in stakes (tells you the worst losing streak, i.e., how many trades' worth of risk you must stomach).</w:t>
-      </w:r>
-    </w:p>
-    <w:p>
-      <w:r>
-        <w:t>All the knobs are at the top of backtest.py (TP_LADDER, STOP_LOSS, TIME_STOP_H, COST_</w:t>
-      </w:r>
-      <w:proofErr w:type="gramStart"/>
-      <w:r>
-        <w:t>ROUNDTRIP) —</w:t>
-      </w:r>
-      <w:proofErr w:type="gramEnd"/>
-      <w:r>
-        <w:t xml:space="preserve"> happy to help tune them once you see the first results. One warning before you optimize: if you try many parameter combinations and pick the best, you're curve-fitting — whatever you settle on should make sense across all periods, not just squeeze the best total. Paste the output when it's done.</w:t>
+        <w:t xml:space="preserve"> is the decision number — positive and stable across all four periods means the playbook is actually tradeable, not just statistically interesting. Also check the profit factor (&gt;1.3 is decent) and max drawdown in stakes (tells you the worst losing streak, i.e., how many trades' worth of risk you must stomach).</w:t>
+      </w:r>
+    </w:p>
+    <w:p>
+      <w:r>
+        <w:t>All the knobs are at the top of backtest.py (TP_LADDER, STOP_LOSS, TIME_STOP_H, COST_ROUNDTRIP) — happy to help tune them once you see the first results. One warning before you optimize: if you try many parameter combinations and pick the best, you're curve-fitting — whatever you settle on should make sense across all periods, not just squeeze the best total. Paste the output when it's done.</w:t>
       </w:r>
     </w:p>
     <w:p/>
@@ -484,15 +461,7 @@
     </w:p>
     <w:p>
       <w:r>
-        <w:t xml:space="preserve">What's happening: the signal is real, but execution eats it. Before costs the EV is roughly +0.4% per trade; your 0.5% round-trip cost assumption wipes it out. And the −5% stop-loss is brutal — the median trade is −2.2%, and losers overwhelmingly ran to the full stop, meaning flat coins wobble through −5% routinely before any pump arrives. You win 43% of the time at +6.0% average, lose 57% at −4.6% — </w:t>
-      </w:r>
-      <w:proofErr w:type="gramStart"/>
-      <w:r>
-        <w:t>that math</w:t>
-      </w:r>
-      <w:proofErr w:type="gramEnd"/>
-      <w:r>
-        <w:t xml:space="preserve"> just barely doesn't work.</w:t>
+        <w:t>What's happening: the signal is real, but execution eats it. Before costs the EV is roughly +0.4% per trade; your 0.5% round-trip cost assumption wipes it out. And the −5% stop-loss is brutal — the median trade is −2.2%, and losers overwhelmingly ran to the full stop, meaning flat coins wobble through −5% routinely before any pump arrives. You win 43% of the time at +6.0% average, lose 57% at −4.6% — that math just barely doesn't work.</w:t>
       </w:r>
     </w:p>
     <w:p>
@@ -1051,15 +1020,7 @@
         <w:t>No variant cleanly passes.</w:t>
       </w:r>
       <w:r>
-        <w:t xml:space="preserve"> </w:t>
-      </w:r>
-      <w:proofErr w:type="gramStart"/>
-      <w:r>
-        <w:t>The honest</w:t>
-      </w:r>
-      <w:proofErr w:type="gramEnd"/>
-      <w:r>
-        <w:t xml:space="preserve"> conclusions:</w:t>
+        <w:t xml:space="preserve"> The honest conclusions:</w:t>
       </w:r>
     </w:p>
     <w:p>
@@ -1087,12 +1048,21 @@
       </w:r>
     </w:p>
     <w:p>
-      <w:r>
-        <w:rPr>
-          <w:b/>
-          <w:bCs/>
-        </w:rPr>
-        <w:t>E looks spectacular but don't trust it.</w:t>
+      <w:proofErr w:type="spellStart"/>
+      <w:r>
+        <w:rPr>
+          <w:b/>
+          <w:bCs/>
+        </w:rPr>
+        <w:t>E</w:t>
+      </w:r>
+      <w:proofErr w:type="spellEnd"/>
+      <w:r>
+        <w:rPr>
+          <w:b/>
+          <w:bCs/>
+        </w:rPr>
+        <w:t xml:space="preserve"> looks spectacular but don't trust it.</w:t>
       </w:r>
       <w:r>
         <w:t xml:space="preserve"> +1.11% average and PF 1.42, but it lost money in 2025-H1 and has only ~30 trades per period. The improving trend (−0.6% → +1.1% → +2.3%) is either a genuinely strengthening effect or plain small-sample noise — 18 months can't distinguish them.</w:t>
@@ -1100,15 +1070,7 @@
     </w:p>
     <w:p>
       <w:r>
-        <w:t xml:space="preserve">The scientifically defensible bottom line for your original question: volume precursors before pumps are real, robust, and measurable (~3x lift, stable across 18 </w:t>
-      </w:r>
-      <w:proofErr w:type="gramStart"/>
-      <w:r>
-        <w:t>months) —</w:t>
-      </w:r>
-      <w:proofErr w:type="gramEnd"/>
-      <w:r>
-        <w:t xml:space="preserve"> but converting that statistical edge into net profit is marginal at best, and only with maker-fee execution. If you want to pursue E, the right move is paper trading it for 2–3 months, logging every flag, and letting validate_edge.py plus your log render the verdict with zero capital at risk. That's my suggestion — and a good place to let the data, not enthusiasm, make the call.</w:t>
+        <w:t>The scientifically defensible bottom line for your original question: volume precursors before pumps are real, robust, and measurable (~3x lift, stable across 18 months) — but converting that statistical edge into net profit is marginal at best, and only with maker-fee execution. If you want to pursue E, the right move is paper trading it for 2–3 months, logging every flag, and letting validate_edge.py plus your log render the verdict with zero capital at risk. That's my suggestion — and a good place to let the data, not enthusiasm, make the call.</w:t>
       </w:r>
     </w:p>
     <w:p/>
@@ -1123,23 +1085,7 @@
           <w:b/>
           <w:bCs/>
         </w:rPr>
-        <w:t xml:space="preserve">EV +1.60% per trade, </w:t>
-      </w:r>
-      <w:proofErr w:type="gramStart"/>
-      <w:r>
-        <w:rPr>
-          <w:b/>
-          <w:bCs/>
-        </w:rPr>
-        <w:t>64% win</w:t>
-      </w:r>
-      <w:proofErr w:type="gramEnd"/>
-      <w:r>
-        <w:rPr>
-          <w:b/>
-          <w:bCs/>
-        </w:rPr>
-        <w:t xml:space="preserve"> rate, PF 1.73, max drawdown just 0.7 stakes.</w:t>
+        <w:t>EV +1.60% per trade, 64% win rate, PF 1.73, max drawdown just 0.7 stakes.</w:t>
       </w:r>
       <w:r>
         <w:t xml:space="preserve"> And the robustness picture transformed: </w:t>
@@ -1157,23 +1103,7 @@
     </w:p>
     <w:p>
       <w:r>
-        <w:t xml:space="preserve">The </w:t>
-      </w:r>
-      <w:proofErr w:type="gramStart"/>
-      <w:r>
-        <w:t>indicator conclusion</w:t>
-      </w:r>
-      <w:proofErr w:type="gramEnd"/>
-      <w:r>
-        <w:t xml:space="preserve"> also </w:t>
-      </w:r>
-      <w:proofErr w:type="gramStart"/>
-      <w:r>
-        <w:t>held:</w:t>
-      </w:r>
-      <w:proofErr w:type="gramEnd"/>
-      <w:r>
-        <w:t xml:space="preserve"> still nothing significant, and last run's faint "candidates" (day-of-week p=0.09, hour) all regressed toward zero — exactly what noise does when the sample doubles. The null result is now solid: </w:t>
+        <w:t xml:space="preserve">The indicator conclusion also held: still nothing significant, and last run's faint "candidates" (day-of-week p=0.09, hour) all regressed toward zero — exactly what noise does when the sample doubles. The null result is now solid: </w:t>
       </w:r>
       <w:r>
         <w:rPr>
@@ -1191,28 +1121,12 @@
         <w:t>keep the strategy exactly as it is.</w:t>
       </w:r>
       <w:r>
-        <w:t xml:space="preserve"> One footnote: Sunday remains the only negative day (−2.0% EV, n=</w:t>
-      </w:r>
-      <w:proofErr w:type="gramStart"/>
-      <w:r>
-        <w:t>19) —</w:t>
-      </w:r>
-      <w:proofErr w:type="gramEnd"/>
-      <w:r>
-        <w:t xml:space="preserve"> directionally consistent with the thin-weekend story but not significant; worth rechecking in a year, not worth acting on.</w:t>
-      </w:r>
-    </w:p>
-    <w:p>
-      <w:r>
-        <w:t xml:space="preserve">Realistic expectations at these numbers: ~50 trades/year × +1.6% = about +80% of one stake per year. If a stake is, say, 2% of capital, that's roughly +1.5–2% portfolio contribution annually — real, but modest. It rewards discipline, not conviction </w:t>
-      </w:r>
-      <w:proofErr w:type="gramStart"/>
-      <w:r>
-        <w:t>sizing</w:t>
-      </w:r>
-      <w:proofErr w:type="gramEnd"/>
-      <w:r>
-        <w:t>.</w:t>
+        <w:t xml:space="preserve"> One footnote: Sunday remains the only negative day (−2.0% EV, n=19) — directionally consistent with the thin-weekend story but not significant; worth rechecking in a year, not worth acting on.</w:t>
+      </w:r>
+    </w:p>
+    <w:p>
+      <w:r>
+        <w:t>Realistic expectations at these numbers: ~50 trades/year × +1.6% = about +80% of one stake per year. If a stake is, say, 2% of capital, that's roughly +1.5–2% portfolio contribution annually — real, but modest. It rewards discipline, not conviction sizing.</w:t>
       </w:r>
     </w:p>
     <w:p>
@@ -1227,20 +1141,28 @@
         <w:t>would</w:t>
       </w:r>
       <w:r>
-        <w:t xml:space="preserve"> have gotten — that tests the one assumption the backtest can't: maker execution at 0.2%. If paper results track the backtest (~60% wins, ~+1.5%), you have as much confirmation as historical data can give.</w:t>
-      </w:r>
-    </w:p>
-    <w:p>
-      <w:r>
-        <w:t xml:space="preserve">Not financial advice, and the standing truth </w:t>
-      </w:r>
-      <w:proofErr w:type="gramStart"/>
-      <w:r>
-        <w:t>remains:</w:t>
-      </w:r>
-      <w:proofErr w:type="gramEnd"/>
-      <w:r>
-        <w:t xml:space="preserve"> patterns can stop working at any time — which is exactly what the monthly re-validation is for. But as research goes, you took this from "hunch about volume" to a 3-year-validated, execution-costed, statistically honest edge. Nice work.</w:t>
+        <w:t xml:space="preserve"> have gotten — that tests the one assumption the </w:t>
+      </w:r>
+      <w:proofErr w:type="spellStart"/>
+      <w:r>
+        <w:t>backtest</w:t>
+      </w:r>
+      <w:proofErr w:type="spellEnd"/>
+      <w:r>
+        <w:t xml:space="preserve"> can't: maker execution at 0.2%. If paper results track the </w:t>
+      </w:r>
+      <w:proofErr w:type="spellStart"/>
+      <w:r>
+        <w:t>backtest</w:t>
+      </w:r>
+      <w:proofErr w:type="spellEnd"/>
+      <w:r>
+        <w:t xml:space="preserve"> (~60% wins, ~+1.5%), you have as much confirmation as historical data can give.</w:t>
+      </w:r>
+    </w:p>
+    <w:p>
+      <w:r>
+        <w:t>Not financial advice, and the standing truth remains: patterns can stop working at any time — which is exactly what the monthly re-validation is for. But as research goes, you took this from "hunch about volume" to a 3-year-validated, execution-costed, statistically honest edge. Nice work.</w:t>
       </w:r>
     </w:p>
     <w:p/>
@@ -1275,15 +1197,15 @@
         <w:t>Catch 1 — variance.</w:t>
       </w:r>
       <w:r>
-        <w:t xml:space="preserve"> ±6%-ish per trade over ~49 trades </w:t>
-      </w:r>
-      <w:proofErr w:type="gramStart"/>
-      <w:r>
-        <w:t>gives</w:t>
-      </w:r>
-      <w:proofErr w:type="gramEnd"/>
-      <w:r>
-        <w:t xml:space="preserve"> a yearly standard deviation of roughly €5,000. So "€10k/year" really means "most years between €5k and €15k, with a realistic chance of a near-zero or slightly negative year." Worse, the EV itself is estimated from 148 trades — its confidence interval is roughly +0.6% to +2.6%. If the true edge is at the low end, you'd need ~€33k stakes for the same target.</w:t>
+        <w:t xml:space="preserve"> ±6%-</w:t>
+      </w:r>
+      <w:proofErr w:type="spellStart"/>
+      <w:r>
+        <w:t>ish</w:t>
+      </w:r>
+      <w:proofErr w:type="spellEnd"/>
+      <w:r>
+        <w:t xml:space="preserve"> per trade over ~49 trades gives a yearly standard deviation of roughly €5,000. So "€10k/year" really means "most years between €5k and €15k, with a realistic chance of a near-zero or slightly negative year." Worse, the EV itself is estimated from 148 trades — its confidence interval is roughly +0.6% to +2.6%. If the true edge is at the low end, you'd need ~€33k stakes for the same target.</w:t>
       </w:r>
     </w:p>
     <w:p>
@@ -1295,7 +1217,15 @@
         <w:t>Catch 2 — and this one is structural: capacity.</w:t>
       </w:r>
       <w:r>
-        <w:t xml:space="preserve"> The backtest assumed passive maker fills that don't move the price. A €12,700 order on a coin trading $100k–300k/hour (your liquidity floor) is 5–13% of an entire hour's volume — you'd </w:t>
+        <w:t xml:space="preserve"> The </w:t>
+      </w:r>
+      <w:proofErr w:type="spellStart"/>
+      <w:r>
+        <w:t>backtest</w:t>
+      </w:r>
+      <w:proofErr w:type="spellEnd"/>
+      <w:r>
+        <w:t xml:space="preserve"> assumed passive maker fills that don't move the price. A €12,700 order on a coin trading $100k–300k/hour (your liquidity floor) is 5–13% of an entire hour's volume — you'd </w:t>
       </w:r>
       <w:r>
         <w:rPr>
@@ -1321,17 +1251,28 @@
     <w:p>
       <w:r>
         <w:lastRenderedPageBreak/>
-        <w:t>To push toward €10k you'd have to raise the liquidity floor (e.g. $500k+/h coins only) and accept fewer signals — I can re-run the backtest with per-coin position caps and a higher floor to compute the actual capacity-adjusted maximum if you want the precise number. But the summary is: this edge is real and roughly €2–3k/year in size as configured. It's a well-validated small edge, not a €10k income — and any plan built on it should assume it can decay.</w:t>
-      </w:r>
-    </w:p>
-    <w:p>
-      <w:proofErr w:type="gramStart"/>
-      <w:r>
-        <w:t>so</w:t>
-      </w:r>
-      <w:proofErr w:type="gramEnd"/>
-      <w:r>
-        <w:t xml:space="preserve"> 1,000 eur per trade, no leverage?</w:t>
+        <w:t xml:space="preserve">To push toward €10k you'd have to raise the liquidity floor (e.g. $500k+/h coins only) and accept fewer signals — I can re-run the </w:t>
+      </w:r>
+      <w:proofErr w:type="spellStart"/>
+      <w:r>
+        <w:t>backtest</w:t>
+      </w:r>
+      <w:proofErr w:type="spellEnd"/>
+      <w:r>
+        <w:t xml:space="preserve"> with per-coin position caps and a higher floor to compute the actual capacity-adjusted maximum if you want the precise number. But the summary is: this edge is real and roughly €2–3k/year in size as configured. It's a well-validated small edge, not a €10k income — and any plan built on it should assume it can decay.</w:t>
+      </w:r>
+    </w:p>
+    <w:p>
+      <w:r>
+        <w:t xml:space="preserve">so 1,000 </w:t>
+      </w:r>
+      <w:proofErr w:type="spellStart"/>
+      <w:r>
+        <w:t>eur</w:t>
+      </w:r>
+      <w:proofErr w:type="spellEnd"/>
+      <w:r>
+        <w:t xml:space="preserve"> per trade, no leverage?</w:t>
       </w:r>
     </w:p>
     <w:p>
@@ -1358,7 +1299,15 @@
         <w:t>Capacity</w:t>
       </w:r>
       <w:r>
-        <w:t xml:space="preserve">: €1k is ~1% of hourly volume even on the thinnest coins that pass your $100k/h filter, so the maker-fill assumption in the backtest stays realistic. </w:t>
+        <w:t xml:space="preserve">: €1k is ~1% of hourly volume even on the thinnest coins that pass your $100k/h filter, so the maker-fill assumption in the </w:t>
+      </w:r>
+      <w:proofErr w:type="spellStart"/>
+      <w:r>
+        <w:t>backtest</w:t>
+      </w:r>
+      <w:proofErr w:type="spellEnd"/>
+      <w:r>
+        <w:t xml:space="preserve"> stays realistic. </w:t>
       </w:r>
       <w:r>
         <w:rPr>
@@ -1368,15 +1317,7 @@
         <w:t>Risk shape</w:t>
       </w:r>
       <w:r>
-        <w:t>: E-combo has no stop-</w:t>
-      </w:r>
-      <w:proofErr w:type="gramStart"/>
-      <w:r>
-        <w:t>loss —</w:t>
-      </w:r>
-      <w:proofErr w:type="gramEnd"/>
-      <w:r>
-        <w:t xml:space="preserve"> your worst trades ride the full 36 hours down. In your data the ugliest single trades lost 15–20%. Unleveraged, that's a manageable −€150–200; leveraged, that same move gets you liquidated and converts a bounded loss into a total one. The whole reason no-stop beats the −5% stop is that you </w:t>
+        <w:t xml:space="preserve">: E-combo has no stop-loss — your worst trades ride the full 36 hours down. In your data the ugliest single trades lost 15–20%. Unleveraged, that's a manageable −€150–200; leveraged, that same move gets you liquidated and converts a bounded loss into a total one. The whole reason no-stop beats the −5% stop is that you </w:t>
       </w:r>
       <w:r>
         <w:rPr>
@@ -1411,20 +1352,20 @@
         <w:t>€780/year</w:t>
       </w:r>
       <w:r>
-        <w:t xml:space="preserve">, realistically anywhere from ~€0 to ~€1,600 </w:t>
-      </w:r>
-      <w:proofErr w:type="gramStart"/>
-      <w:r>
-        <w:t>in a given year</w:t>
-      </w:r>
-      <w:proofErr w:type="gramEnd"/>
-      <w:r>
-        <w:t>. Capital tied up: ~€1–2k (overlapping flags are rare).</w:t>
-      </w:r>
-    </w:p>
-    <w:p>
-      <w:r>
-        <w:t xml:space="preserve">Treat the first year as paid validation: if your logged trades track the backtest (~60%+ wins, ~+1.5%/trade), you'll have live evidence the edge and your execution both hold — and </w:t>
+        <w:t>, realistically anywhere from ~€0 to ~€1,600 in a given year. Capital tied up: ~€1–2k (overlapping flags are rare).</w:t>
+      </w:r>
+    </w:p>
+    <w:p>
+      <w:r>
+        <w:t xml:space="preserve">Treat the first year as paid validation: if your logged trades track the </w:t>
+      </w:r>
+      <w:proofErr w:type="spellStart"/>
+      <w:r>
+        <w:t>backtest</w:t>
+      </w:r>
+      <w:proofErr w:type="spellEnd"/>
+      <w:r>
+        <w:t xml:space="preserve"> (~60%+ wins, ~+1.5%/trade), you'll have live evidence the edge and your execution both hold — and </w:t>
       </w:r>
       <w:r>
         <w:rPr>
@@ -1438,6 +1379,190 @@
       </w:r>
     </w:p>
     <w:p/>
+    <w:p/>
+    <w:p/>
+    <w:p/>
+    <w:p/>
+    <w:p/>
+    <w:p>
+      <w:r>
+        <w:lastRenderedPageBreak/>
+        <w:t>The daily procedure:</w:t>
+      </w:r>
+    </w:p>
+    <w:p>
+      <w:r>
+        <w:rPr>
+          <w:b/>
+          <w:bCs/>
+        </w:rPr>
+        <w:t>Once a day</w:t>
+      </w:r>
+      <w:r>
+        <w:t xml:space="preserve"> (best ~12:00 UTC, before the active hours):</w:t>
+      </w:r>
+    </w:p>
+    <w:p>
+      <w:r>
+        <w:t>cd D:\_Coding\trend_analyzer\e_combo</w:t>
+      </w:r>
+    </w:p>
+    <w:p>
+      <w:r>
+        <w:t>python screener_e.py</w:t>
+      </w:r>
+    </w:p>
+    <w:p>
+      <w:r>
+        <w:rPr>
+          <w:b/>
+          <w:bCs/>
+        </w:rPr>
+        <w:t>Decision tree, in order:</w:t>
+      </w:r>
+    </w:p>
+    <w:p>
+      <w:pPr>
+        <w:numPr>
+          <w:ilvl w:val="0"/>
+          <w:numId w:val="6"/>
+        </w:numPr>
+      </w:pPr>
+      <w:r>
+        <w:t xml:space="preserve">Empty list or nothing with silent=True → done for today. This is the outcome ~5 days out of 7; z≥4 signals averaged one per week historically. Discipline here </w:t>
+      </w:r>
+      <w:r>
+        <w:rPr>
+          <w:i/>
+          <w:iCs/>
+        </w:rPr>
+        <w:t>is</w:t>
+      </w:r>
+      <w:r>
+        <w:t xml:space="preserve"> the strategy — trading "almost-signals" is how edges die.</w:t>
+      </w:r>
+    </w:p>
+    <w:p>
+      <w:pPr>
+        <w:numPr>
+          <w:ilvl w:val="0"/>
+          <w:numId w:val="6"/>
+        </w:numPr>
+      </w:pPr>
+      <w:r>
+        <w:t xml:space="preserve">A row with silent=True and max_z_24h ≥ 4 → check </w:t>
+      </w:r>
+      <w:proofErr w:type="spellStart"/>
+      <w:r>
+        <w:t>spike_h_ago</w:t>
+      </w:r>
+      <w:proofErr w:type="spellEnd"/>
+      <w:r>
+        <w:t>: the 36h clock started at the spike, so if it's already 20+ hours old, most of the window is spent — skip. Fresh (≤ ~12h) is what you want.</w:t>
+      </w:r>
+    </w:p>
+    <w:p>
+      <w:pPr>
+        <w:numPr>
+          <w:ilvl w:val="0"/>
+          <w:numId w:val="6"/>
+        </w:numPr>
+      </w:pPr>
+      <w:r>
+        <w:t xml:space="preserve">Two-minute news check on the coin (listing, unlock, hack). Public explanation for the volume → skip; the pattern you validated is </w:t>
+      </w:r>
+      <w:r>
+        <w:rPr>
+          <w:i/>
+          <w:iCs/>
+        </w:rPr>
+        <w:t>unexplained</w:t>
+      </w:r>
+      <w:r>
+        <w:t xml:space="preserve"> volume.</w:t>
+      </w:r>
+    </w:p>
+    <w:p>
+      <w:pPr>
+        <w:numPr>
+          <w:ilvl w:val="0"/>
+          <w:numId w:val="6"/>
+        </w:numPr>
+      </w:pPr>
+      <w:r>
+        <w:t xml:space="preserve">Passed everything → place a </w:t>
+      </w:r>
+      <w:r>
+        <w:rPr>
+          <w:b/>
+          <w:bCs/>
+        </w:rPr>
+        <w:t>maker limit buy at current price, €1,000</w:t>
+      </w:r>
+      <w:r>
+        <w:t>. If it doesn't fill within an hour or two, cancel — never chase with a market order.</w:t>
+      </w:r>
+    </w:p>
+    <w:p>
+      <w:r>
+        <w:rPr>
+          <w:b/>
+          <w:bCs/>
+        </w:rPr>
+        <w:t>After entry, no decisions — the rules are fixed:</w:t>
+      </w:r>
+      <w:r>
+        <w:t xml:space="preserve"> sell half at +8%, half at +15% (place both limit orders immediately), and close whatever remains 36 hours after the spike, whatever the price. No stop-loss, no "it looks strong, I'll hold." Every discretionary override invalidates your own </w:t>
+      </w:r>
+      <w:proofErr w:type="spellStart"/>
+      <w:r>
+        <w:t>backtest</w:t>
+      </w:r>
+      <w:proofErr w:type="spellEnd"/>
+      <w:r>
+        <w:t>.</w:t>
+      </w:r>
+    </w:p>
+    <w:p>
+      <w:r>
+        <w:rPr>
+          <w:b/>
+          <w:bCs/>
+        </w:rPr>
+        <w:t>Then log it</w:t>
+      </w:r>
+      <w:r>
+        <w:t xml:space="preserve">: date, coin, z, entry, exits, </w:t>
+      </w:r>
+      <w:proofErr w:type="spellStart"/>
+      <w:r>
+        <w:t>PnL</w:t>
+      </w:r>
+      <w:proofErr w:type="spellEnd"/>
+      <w:r>
+        <w:t>. Monthly: refresh data (fetch_data.py + analyze.py in the parent) and run validate_edge.py — if it says FAIL, or your log drifts far below ~60% wins after 30+ trades, stop trading and re-assess.</w:t>
+      </w:r>
+    </w:p>
+    <w:p>
+      <w:r>
+        <w:t>That's the whole job: one script, four checks, fixed exits, honest logging.</w:t>
+      </w:r>
+    </w:p>
+    <w:p>
+      <w:r>
+        <w:t xml:space="preserve">Worth knowing, though: </w:t>
+      </w:r>
+      <w:r>
+        <w:rPr>
+          <w:b/>
+          <w:bCs/>
+        </w:rPr>
+        <w:t>you don't need a daily fetch for trading.</w:t>
+      </w:r>
+      <w:r>
+        <w:t xml:space="preserve"> screener_e.py pulls its own live data directly from the exchanges each run — the cached parquets are only used by analyze.py, backtest_e.py, and validate_edge.py. So the sensible cadence is: daily screener_e.py (trading), and weekly-or-monthly fetch_data.py + analyze.py + validate_edge.py (health check). Daily fetching does no harm — it just keeps the monthly validation instant — but it's optional.</w:t>
+      </w:r>
+    </w:p>
     <w:sectPr>
       <w:pgSz w:w="12240" w:h="15840"/>
       <w:pgMar w:top="1440" w:right="1440" w:bottom="1440" w:left="1440" w:header="720" w:footer="720" w:gutter="0"/>
@@ -1713,6 +1838,119 @@
     </w:lvl>
   </w:abstractNum>
   <w:abstractNum w:abstractNumId="2" w15:restartNumberingAfterBreak="0">
+    <w:nsid w:val="277C673C"/>
+    <w:multiLevelType w:val="multilevel"/>
+    <w:tmpl w:val="7D083630"/>
+    <w:lvl w:ilvl="0">
+      <w:start w:val="1"/>
+      <w:numFmt w:val="decimal"/>
+      <w:lvlText w:val="%1."/>
+      <w:lvlJc w:val="left"/>
+      <w:pPr>
+        <w:tabs>
+          <w:tab w:val="num" w:pos="720"/>
+        </w:tabs>
+        <w:ind w:left="720" w:hanging="360"/>
+      </w:pPr>
+    </w:lvl>
+    <w:lvl w:ilvl="1" w:tentative="1">
+      <w:start w:val="1"/>
+      <w:numFmt w:val="decimal"/>
+      <w:lvlText w:val="%2."/>
+      <w:lvlJc w:val="left"/>
+      <w:pPr>
+        <w:tabs>
+          <w:tab w:val="num" w:pos="1440"/>
+        </w:tabs>
+        <w:ind w:left="1440" w:hanging="360"/>
+      </w:pPr>
+    </w:lvl>
+    <w:lvl w:ilvl="2" w:tentative="1">
+      <w:start w:val="1"/>
+      <w:numFmt w:val="decimal"/>
+      <w:lvlText w:val="%3."/>
+      <w:lvlJc w:val="left"/>
+      <w:pPr>
+        <w:tabs>
+          <w:tab w:val="num" w:pos="2160"/>
+        </w:tabs>
+        <w:ind w:left="2160" w:hanging="360"/>
+      </w:pPr>
+    </w:lvl>
+    <w:lvl w:ilvl="3" w:tentative="1">
+      <w:start w:val="1"/>
+      <w:numFmt w:val="decimal"/>
+      <w:lvlText w:val="%4."/>
+      <w:lvlJc w:val="left"/>
+      <w:pPr>
+        <w:tabs>
+          <w:tab w:val="num" w:pos="2880"/>
+        </w:tabs>
+        <w:ind w:left="2880" w:hanging="360"/>
+      </w:pPr>
+    </w:lvl>
+    <w:lvl w:ilvl="4" w:tentative="1">
+      <w:start w:val="1"/>
+      <w:numFmt w:val="decimal"/>
+      <w:lvlText w:val="%5."/>
+      <w:lvlJc w:val="left"/>
+      <w:pPr>
+        <w:tabs>
+          <w:tab w:val="num" w:pos="3600"/>
+        </w:tabs>
+        <w:ind w:left="3600" w:hanging="360"/>
+      </w:pPr>
+    </w:lvl>
+    <w:lvl w:ilvl="5" w:tentative="1">
+      <w:start w:val="1"/>
+      <w:numFmt w:val="decimal"/>
+      <w:lvlText w:val="%6."/>
+      <w:lvlJc w:val="left"/>
+      <w:pPr>
+        <w:tabs>
+          <w:tab w:val="num" w:pos="4320"/>
+        </w:tabs>
+        <w:ind w:left="4320" w:hanging="360"/>
+      </w:pPr>
+    </w:lvl>
+    <w:lvl w:ilvl="6" w:tentative="1">
+      <w:start w:val="1"/>
+      <w:numFmt w:val="decimal"/>
+      <w:lvlText w:val="%7."/>
+      <w:lvlJc w:val="left"/>
+      <w:pPr>
+        <w:tabs>
+          <w:tab w:val="num" w:pos="5040"/>
+        </w:tabs>
+        <w:ind w:left="5040" w:hanging="360"/>
+      </w:pPr>
+    </w:lvl>
+    <w:lvl w:ilvl="7" w:tentative="1">
+      <w:start w:val="1"/>
+      <w:numFmt w:val="decimal"/>
+      <w:lvlText w:val="%8."/>
+      <w:lvlJc w:val="left"/>
+      <w:pPr>
+        <w:tabs>
+          <w:tab w:val="num" w:pos="5760"/>
+        </w:tabs>
+        <w:ind w:left="5760" w:hanging="360"/>
+      </w:pPr>
+    </w:lvl>
+    <w:lvl w:ilvl="8" w:tentative="1">
+      <w:start w:val="1"/>
+      <w:numFmt w:val="decimal"/>
+      <w:lvlText w:val="%9."/>
+      <w:lvlJc w:val="left"/>
+      <w:pPr>
+        <w:tabs>
+          <w:tab w:val="num" w:pos="6480"/>
+        </w:tabs>
+        <w:ind w:left="6480" w:hanging="360"/>
+      </w:pPr>
+    </w:lvl>
+  </w:abstractNum>
+  <w:abstractNum w:abstractNumId="3" w15:restartNumberingAfterBreak="0">
     <w:nsid w:val="3310377C"/>
     <w:multiLevelType w:val="multilevel"/>
     <w:tmpl w:val="B26A1380"/>
@@ -1825,7 +2063,7 @@
       </w:pPr>
     </w:lvl>
   </w:abstractNum>
-  <w:abstractNum w:abstractNumId="3" w15:restartNumberingAfterBreak="0">
+  <w:abstractNum w:abstractNumId="4" w15:restartNumberingAfterBreak="0">
     <w:nsid w:val="5CDA4F7A"/>
     <w:multiLevelType w:val="multilevel"/>
     <w:tmpl w:val="9154A7CE"/>
@@ -1938,7 +2176,7 @@
       </w:pPr>
     </w:lvl>
   </w:abstractNum>
-  <w:abstractNum w:abstractNumId="4" w15:restartNumberingAfterBreak="0">
+  <w:abstractNum w:abstractNumId="5" w15:restartNumberingAfterBreak="0">
     <w:nsid w:val="630F149A"/>
     <w:multiLevelType w:val="multilevel"/>
     <w:tmpl w:val="2082831C"/>
@@ -2055,16 +2293,19 @@
     <w:abstractNumId w:val="1"/>
   </w:num>
   <w:num w:numId="2" w16cid:durableId="353310935">
+    <w:abstractNumId w:val="4"/>
+  </w:num>
+  <w:num w:numId="3" w16cid:durableId="888031789">
     <w:abstractNumId w:val="3"/>
   </w:num>
-  <w:num w:numId="3" w16cid:durableId="888031789">
-    <w:abstractNumId w:val="2"/>
-  </w:num>
   <w:num w:numId="4" w16cid:durableId="581456343">
-    <w:abstractNumId w:val="4"/>
+    <w:abstractNumId w:val="5"/>
   </w:num>
   <w:num w:numId="5" w16cid:durableId="592978127">
     <w:abstractNumId w:val="0"/>
+  </w:num>
+  <w:num w:numId="6" w16cid:durableId="214198394">
+    <w:abstractNumId w:val="2"/>
   </w:num>
 </w:numbering>
 </file>
